--- a/TP5/Unidad 3 Semana 1.docx
+++ b/TP5/Unidad 3 Semana 1.docx
@@ -149,6 +149,54 @@
       <w:pPr>
         <w:jc w:val="left"/>
       </w:pPr>
+      <w:r>
+        <w:drawing>
+          <wp:inline distT="0" distB="0" distL="114300" distR="114300">
+            <wp:extent cx="5268595" cy="4886960"/>
+            <wp:effectExtent l="0" t="0" r="8255" b="8890"/>
+            <wp:docPr id="5" name="Imagen 2"/>
+            <wp:cNvGraphicFramePr>
+              <a:graphicFrameLocks xmlns:a="http://schemas.openxmlformats.org/drawingml/2006/main" noChangeAspect="1"/>
+            </wp:cNvGraphicFramePr>
+            <a:graphic xmlns:a="http://schemas.openxmlformats.org/drawingml/2006/main">
+              <a:graphicData uri="http://schemas.openxmlformats.org/drawingml/2006/picture">
+                <pic:pic xmlns:pic="http://schemas.openxmlformats.org/drawingml/2006/picture">
+                  <pic:nvPicPr>
+                    <pic:cNvPr id="5" name="Imagen 2"/>
+                    <pic:cNvPicPr>
+                      <a:picLocks noChangeAspect="1"/>
+                    </pic:cNvPicPr>
+                  </pic:nvPicPr>
+                  <pic:blipFill>
+                    <a:blip r:embed="rId5"/>
+                    <a:stretch>
+                      <a:fillRect/>
+                    </a:stretch>
+                  </pic:blipFill>
+                  <pic:spPr>
+                    <a:xfrm>
+                      <a:off x="0" y="0"/>
+                      <a:ext cx="5268595" cy="4886960"/>
+                    </a:xfrm>
+                    <a:prstGeom prst="rect">
+                      <a:avLst/>
+                    </a:prstGeom>
+                    <a:noFill/>
+                    <a:ln>
+                      <a:noFill/>
+                    </a:ln>
+                  </pic:spPr>
+                </pic:pic>
+              </a:graphicData>
+            </a:graphic>
+          </wp:inline>
+        </w:drawing>
+      </w:r>
+    </w:p>
+    <w:p>
+      <w:pPr>
+        <w:jc w:val="left"/>
+      </w:pPr>
     </w:p>
     <w:p>
       <w:pPr>
@@ -197,7 +245,7 @@
                     </pic:cNvPicPr>
                   </pic:nvPicPr>
                   <pic:blipFill>
-                    <a:blip r:embed="rId5"/>
+                    <a:blip r:embed="rId6"/>
                     <a:stretch>
                       <a:fillRect/>
                     </a:stretch>
@@ -226,6 +274,54 @@
       <w:pPr>
         <w:jc w:val="left"/>
       </w:pPr>
+      <w:r>
+        <w:drawing>
+          <wp:inline distT="0" distB="0" distL="114300" distR="114300">
+            <wp:extent cx="5268595" cy="3162935"/>
+            <wp:effectExtent l="0" t="0" r="8255" b="18415"/>
+            <wp:docPr id="4" name="Imagen 1"/>
+            <wp:cNvGraphicFramePr>
+              <a:graphicFrameLocks xmlns:a="http://schemas.openxmlformats.org/drawingml/2006/main" noChangeAspect="1"/>
+            </wp:cNvGraphicFramePr>
+            <a:graphic xmlns:a="http://schemas.openxmlformats.org/drawingml/2006/main">
+              <a:graphicData uri="http://schemas.openxmlformats.org/drawingml/2006/picture">
+                <pic:pic xmlns:pic="http://schemas.openxmlformats.org/drawingml/2006/picture">
+                  <pic:nvPicPr>
+                    <pic:cNvPr id="4" name="Imagen 1"/>
+                    <pic:cNvPicPr>
+                      <a:picLocks noChangeAspect="1"/>
+                    </pic:cNvPicPr>
+                  </pic:nvPicPr>
+                  <pic:blipFill>
+                    <a:blip r:embed="rId7"/>
+                    <a:stretch>
+                      <a:fillRect/>
+                    </a:stretch>
+                  </pic:blipFill>
+                  <pic:spPr>
+                    <a:xfrm>
+                      <a:off x="0" y="0"/>
+                      <a:ext cx="5268595" cy="3162935"/>
+                    </a:xfrm>
+                    <a:prstGeom prst="rect">
+                      <a:avLst/>
+                    </a:prstGeom>
+                    <a:noFill/>
+                    <a:ln>
+                      <a:noFill/>
+                    </a:ln>
+                  </pic:spPr>
+                </pic:pic>
+              </a:graphicData>
+            </a:graphic>
+          </wp:inline>
+        </w:drawing>
+      </w:r>
+    </w:p>
+    <w:p>
+      <w:pPr>
+        <w:jc w:val="left"/>
+      </w:pPr>
     </w:p>
     <w:p>
       <w:pPr>
@@ -274,7 +370,7 @@
                     </pic:cNvPicPr>
                   </pic:nvPicPr>
                   <pic:blipFill>
-                    <a:blip r:embed="rId6"/>
+                    <a:blip r:embed="rId8"/>
                     <a:stretch>
                       <a:fillRect/>
                     </a:stretch>
@@ -303,17 +399,351 @@
       <w:pPr>
         <w:jc w:val="left"/>
       </w:pPr>
-    </w:p>
-    <w:p>
-      <w:pPr>
-        <w:jc w:val="left"/>
-        <w:rPr>
-          <w:rFonts w:hint="default"/>
-          <w:lang w:val="es-AR"/>
-        </w:rPr>
-      </w:pPr>
+      <w:r>
+        <w:drawing>
+          <wp:inline distT="0" distB="0" distL="114300" distR="114300">
+            <wp:extent cx="5267960" cy="3496310"/>
+            <wp:effectExtent l="0" t="0" r="8890" b="8890"/>
+            <wp:docPr id="6" name="Imagen 3"/>
+            <wp:cNvGraphicFramePr>
+              <a:graphicFrameLocks xmlns:a="http://schemas.openxmlformats.org/drawingml/2006/main" noChangeAspect="1"/>
+            </wp:cNvGraphicFramePr>
+            <a:graphic xmlns:a="http://schemas.openxmlformats.org/drawingml/2006/main">
+              <a:graphicData uri="http://schemas.openxmlformats.org/drawingml/2006/picture">
+                <pic:pic xmlns:pic="http://schemas.openxmlformats.org/drawingml/2006/picture">
+                  <pic:nvPicPr>
+                    <pic:cNvPr id="6" name="Imagen 3"/>
+                    <pic:cNvPicPr>
+                      <a:picLocks noChangeAspect="1"/>
+                    </pic:cNvPicPr>
+                  </pic:nvPicPr>
+                  <pic:blipFill>
+                    <a:blip r:embed="rId9"/>
+                    <a:stretch>
+                      <a:fillRect/>
+                    </a:stretch>
+                  </pic:blipFill>
+                  <pic:spPr>
+                    <a:xfrm>
+                      <a:off x="0" y="0"/>
+                      <a:ext cx="5267960" cy="3496310"/>
+                    </a:xfrm>
+                    <a:prstGeom prst="rect">
+                      <a:avLst/>
+                    </a:prstGeom>
+                    <a:noFill/>
+                    <a:ln>
+                      <a:noFill/>
+                    </a:ln>
+                  </pic:spPr>
+                </pic:pic>
+              </a:graphicData>
+            </a:graphic>
+          </wp:inline>
+        </w:drawing>
+      </w:r>
+    </w:p>
+    <w:p>
+      <w:pPr>
+        <w:jc w:val="left"/>
+      </w:pPr>
+    </w:p>
+    <w:p>
+      <w:pPr>
+        <w:jc w:val="left"/>
+        <w:rPr>
+          <w:rFonts w:hint="default"/>
+          <w:b/>
+          <w:bCs/>
+          <w:sz w:val="34"/>
+          <w:szCs w:val="34"/>
+          <w:lang w:val="es-AR"/>
+        </w:rPr>
+      </w:pPr>
+      <w:r>
+        <w:rPr>
+          <w:rFonts w:hint="default"/>
+          <w:b/>
+          <w:bCs/>
+          <w:sz w:val="34"/>
+          <w:szCs w:val="34"/>
+          <w:lang w:val="es-AR"/>
+        </w:rPr>
+        <w:t>Parte 4.1.5:</w:t>
+      </w:r>
+    </w:p>
+    <w:p>
+      <w:pPr>
+        <w:jc w:val="left"/>
+      </w:pPr>
+      <w:r>
+        <w:drawing>
+          <wp:inline distT="0" distB="0" distL="114300" distR="114300">
+            <wp:extent cx="5274310" cy="4265295"/>
+            <wp:effectExtent l="0" t="0" r="2540" b="1905"/>
+            <wp:docPr id="9" name="Imagen 6"/>
+            <wp:cNvGraphicFramePr>
+              <a:graphicFrameLocks xmlns:a="http://schemas.openxmlformats.org/drawingml/2006/main" noChangeAspect="1"/>
+            </wp:cNvGraphicFramePr>
+            <a:graphic xmlns:a="http://schemas.openxmlformats.org/drawingml/2006/main">
+              <a:graphicData uri="http://schemas.openxmlformats.org/drawingml/2006/picture">
+                <pic:pic xmlns:pic="http://schemas.openxmlformats.org/drawingml/2006/picture">
+                  <pic:nvPicPr>
+                    <pic:cNvPr id="9" name="Imagen 6"/>
+                    <pic:cNvPicPr>
+                      <a:picLocks noChangeAspect="1"/>
+                    </pic:cNvPicPr>
+                  </pic:nvPicPr>
+                  <pic:blipFill>
+                    <a:blip r:embed="rId10"/>
+                    <a:stretch>
+                      <a:fillRect/>
+                    </a:stretch>
+                  </pic:blipFill>
+                  <pic:spPr>
+                    <a:xfrm>
+                      <a:off x="0" y="0"/>
+                      <a:ext cx="5274310" cy="4265295"/>
+                    </a:xfrm>
+                    <a:prstGeom prst="rect">
+                      <a:avLst/>
+                    </a:prstGeom>
+                    <a:noFill/>
+                    <a:ln>
+                      <a:noFill/>
+                    </a:ln>
+                  </pic:spPr>
+                </pic:pic>
+              </a:graphicData>
+            </a:graphic>
+          </wp:inline>
+        </w:drawing>
+      </w:r>
+    </w:p>
+    <w:p>
+      <w:pPr>
+        <w:jc w:val="left"/>
+        <w:rPr>
+          <w:rFonts w:hint="default"/>
+          <w:lang w:val="es-AR"/>
+        </w:rPr>
+      </w:pPr>
+    </w:p>
+    <w:p>
+      <w:pPr>
+        <w:jc w:val="left"/>
+      </w:pPr>
+    </w:p>
+    <w:p>
+      <w:pPr>
+        <w:jc w:val="left"/>
+      </w:pPr>
+    </w:p>
+    <w:p>
+      <w:pPr>
+        <w:jc w:val="left"/>
+      </w:pPr>
+    </w:p>
+    <w:p>
+      <w:pPr>
+        <w:jc w:val="left"/>
+        <w:rPr>
+          <w:rFonts w:hint="default"/>
+          <w:b/>
+          <w:bCs/>
+          <w:sz w:val="34"/>
+          <w:szCs w:val="34"/>
+          <w:lang w:val="es-AR"/>
+        </w:rPr>
+      </w:pPr>
+      <w:r>
+        <w:rPr>
+          <w:rFonts w:hint="default"/>
+          <w:b/>
+          <w:bCs/>
+          <w:sz w:val="34"/>
+          <w:szCs w:val="34"/>
+          <w:lang w:val="es-AR"/>
+        </w:rPr>
+        <w:t>Parte 4.</w:t>
+      </w:r>
       <w:bookmarkStart w:id="0" w:name="_GoBack"/>
       <w:bookmarkEnd w:id="0"/>
+      <w:r>
+        <w:rPr>
+          <w:rFonts w:hint="default"/>
+          <w:b/>
+          <w:bCs/>
+          <w:sz w:val="34"/>
+          <w:szCs w:val="34"/>
+          <w:lang w:val="es-AR"/>
+        </w:rPr>
+        <w:t>2:</w:t>
+      </w:r>
+    </w:p>
+    <w:p>
+      <w:pPr>
+        <w:jc w:val="left"/>
+        <w:rPr>
+          <w:rFonts w:hint="default"/>
+          <w:b/>
+          <w:bCs/>
+          <w:sz w:val="34"/>
+          <w:szCs w:val="34"/>
+          <w:lang w:val="es-AR"/>
+        </w:rPr>
+      </w:pPr>
+      <w:r>
+        <w:rPr>
+          <w:rFonts w:hint="default"/>
+          <w:b/>
+          <w:bCs/>
+          <w:sz w:val="34"/>
+          <w:szCs w:val="34"/>
+          <w:lang w:val="es-AR"/>
+        </w:rPr>
+        <w:t>Ejecutar el select a la vista:</w:t>
+      </w:r>
+    </w:p>
+    <w:p>
+      <w:pPr>
+        <w:jc w:val="left"/>
+      </w:pPr>
+    </w:p>
+    <w:p>
+      <w:pPr>
+        <w:jc w:val="left"/>
+      </w:pPr>
+      <w:r>
+        <w:drawing>
+          <wp:inline distT="0" distB="0" distL="114300" distR="114300">
+            <wp:extent cx="5272405" cy="4447540"/>
+            <wp:effectExtent l="0" t="0" r="4445" b="10160"/>
+            <wp:docPr id="7" name="Imagen 4"/>
+            <wp:cNvGraphicFramePr>
+              <a:graphicFrameLocks xmlns:a="http://schemas.openxmlformats.org/drawingml/2006/main" noChangeAspect="1"/>
+            </wp:cNvGraphicFramePr>
+            <a:graphic xmlns:a="http://schemas.openxmlformats.org/drawingml/2006/main">
+              <a:graphicData uri="http://schemas.openxmlformats.org/drawingml/2006/picture">
+                <pic:pic xmlns:pic="http://schemas.openxmlformats.org/drawingml/2006/picture">
+                  <pic:nvPicPr>
+                    <pic:cNvPr id="7" name="Imagen 4"/>
+                    <pic:cNvPicPr>
+                      <a:picLocks noChangeAspect="1"/>
+                    </pic:cNvPicPr>
+                  </pic:nvPicPr>
+                  <pic:blipFill>
+                    <a:blip r:embed="rId11"/>
+                    <a:stretch>
+                      <a:fillRect/>
+                    </a:stretch>
+                  </pic:blipFill>
+                  <pic:spPr>
+                    <a:xfrm>
+                      <a:off x="0" y="0"/>
+                      <a:ext cx="5272405" cy="4447540"/>
+                    </a:xfrm>
+                    <a:prstGeom prst="rect">
+                      <a:avLst/>
+                    </a:prstGeom>
+                    <a:noFill/>
+                    <a:ln>
+                      <a:noFill/>
+                    </a:ln>
+                  </pic:spPr>
+                </pic:pic>
+              </a:graphicData>
+            </a:graphic>
+          </wp:inline>
+        </w:drawing>
+      </w:r>
+    </w:p>
+    <w:p>
+      <w:pPr>
+        <w:jc w:val="left"/>
+      </w:pPr>
+    </w:p>
+    <w:p>
+      <w:pPr>
+        <w:jc w:val="left"/>
+      </w:pPr>
+    </w:p>
+    <w:p>
+      <w:pPr>
+        <w:jc w:val="left"/>
+        <w:rPr>
+          <w:rFonts w:hint="default"/>
+          <w:sz w:val="34"/>
+          <w:szCs w:val="34"/>
+          <w:lang w:val="es-AR"/>
+        </w:rPr>
+      </w:pPr>
+      <w:r>
+        <w:rPr>
+          <w:rFonts w:hint="default"/>
+          <w:sz w:val="34"/>
+          <w:szCs w:val="34"/>
+          <w:lang w:val="es-AR"/>
+        </w:rPr>
+        <w:t>Ejecutar consulta manual cruda equivalente:</w:t>
+      </w:r>
+    </w:p>
+    <w:p>
+      <w:pPr>
+        <w:jc w:val="left"/>
+      </w:pPr>
+      <w:r>
+        <w:drawing>
+          <wp:inline distT="0" distB="0" distL="114300" distR="114300">
+            <wp:extent cx="5274310" cy="4419600"/>
+            <wp:effectExtent l="0" t="0" r="2540" b="0"/>
+            <wp:docPr id="8" name="Imagen 5"/>
+            <wp:cNvGraphicFramePr>
+              <a:graphicFrameLocks xmlns:a="http://schemas.openxmlformats.org/drawingml/2006/main" noChangeAspect="1"/>
+            </wp:cNvGraphicFramePr>
+            <a:graphic xmlns:a="http://schemas.openxmlformats.org/drawingml/2006/main">
+              <a:graphicData uri="http://schemas.openxmlformats.org/drawingml/2006/picture">
+                <pic:pic xmlns:pic="http://schemas.openxmlformats.org/drawingml/2006/picture">
+                  <pic:nvPicPr>
+                    <pic:cNvPr id="8" name="Imagen 5"/>
+                    <pic:cNvPicPr>
+                      <a:picLocks noChangeAspect="1"/>
+                    </pic:cNvPicPr>
+                  </pic:nvPicPr>
+                  <pic:blipFill>
+                    <a:blip r:embed="rId12"/>
+                    <a:stretch>
+                      <a:fillRect/>
+                    </a:stretch>
+                  </pic:blipFill>
+                  <pic:spPr>
+                    <a:xfrm>
+                      <a:off x="0" y="0"/>
+                      <a:ext cx="5274310" cy="4419600"/>
+                    </a:xfrm>
+                    <a:prstGeom prst="rect">
+                      <a:avLst/>
+                    </a:prstGeom>
+                    <a:noFill/>
+                    <a:ln>
+                      <a:noFill/>
+                    </a:ln>
+                  </pic:spPr>
+                </pic:pic>
+              </a:graphicData>
+            </a:graphic>
+          </wp:inline>
+        </w:drawing>
+      </w:r>
+    </w:p>
+    <w:p>
+      <w:pPr>
+        <w:jc w:val="left"/>
+        <w:rPr>
+          <w:rFonts w:hint="default"/>
+          <w:lang w:val="es-AR"/>
+        </w:rPr>
+      </w:pPr>
     </w:p>
     <w:sectPr>
       <w:pgSz w:w="11906" w:h="16838"/>
